--- a/db/lab_06/3311_arshin_bajmuhamedov_pasechny_db_lab06.docx
+++ b/db/lab_06/3311_arshin_bajmuhamedov_pasechny_db_lab06.docx
@@ -4243,7 +4243,7 @@
           <w:rFonts w:ascii="Times New Roman" w:hAnsi="Times New Roman" w:cs="Times New Roman"/>
           <w:sz w:val="28"/>
           <w:szCs w:val="28"/>
-          <w:lang w:val="ru-RU"/>
+          <w:lang w:val="en-US"/>
         </w:rPr>
       </w:pPr>
       <w:r>
@@ -4253,7 +4253,7 @@
           <w:sz w:val="28"/>
           <w:szCs w:val="28"/>
           <w:highlight w:val="white"/>
-          <w:lang w:val="ru-RU" w:eastAsia="en-US"/>
+          <w:lang w:val="en-US" w:eastAsia="en-US"/>
           <w14:ligatures w14:val="standardContextual"/>
         </w:rPr>
         <w:t>GO</w:t>
@@ -4655,7 +4655,7 @@
           <w:sz w:val="28"/>
           <w:szCs w:val="28"/>
           <w:highlight w:val="white"/>
-          <w:lang w:val="ru-RU" w:eastAsia="en-US"/>
+          <w:lang w:val="en-US" w:eastAsia="en-US"/>
           <w14:ligatures w14:val="standardContextual"/>
         </w:rPr>
         <w:t xml:space="preserve"> </w:t>
@@ -4691,7 +4691,7 @@
           <w:sz w:val="28"/>
           <w:szCs w:val="28"/>
           <w:highlight w:val="white"/>
-          <w:lang w:val="ru-RU" w:eastAsia="en-US"/>
+          <w:lang w:val="en-US" w:eastAsia="en-US"/>
           <w14:ligatures w14:val="standardContextual"/>
         </w:rPr>
         <w:t xml:space="preserve"> </w:t>
@@ -5050,7 +5050,7 @@
           <w:rFonts w:ascii="Times New Roman" w:hAnsi="Times New Roman" w:cs="Times New Roman"/>
           <w:sz w:val="28"/>
           <w:szCs w:val="28"/>
-          <w:lang w:val="ru-RU"/>
+          <w:lang w:val="en-US"/>
         </w:rPr>
         <w:tab/>
       </w:r>
@@ -5059,7 +5059,7 @@
           <w:rFonts w:ascii="Times New Roman" w:hAnsi="Times New Roman" w:cs="Times New Roman"/>
           <w:sz w:val="28"/>
           <w:szCs w:val="28"/>
-          <w:lang w:val="ru-RU"/>
+          <w:lang w:val="en-US"/>
         </w:rPr>
         <w:tab/>
       </w:r>
@@ -5068,7 +5068,7 @@
           <w:rFonts w:ascii="Times New Roman" w:hAnsi="Times New Roman" w:cs="Times New Roman"/>
           <w:sz w:val="28"/>
           <w:szCs w:val="28"/>
-          <w:lang w:val="ru-RU"/>
+          <w:lang w:val="en-US"/>
         </w:rPr>
         <w:tab/>
       </w:r>
@@ -5152,16 +5152,16 @@
           <w:rFonts w:ascii="Times New Roman" w:hAnsi="Times New Roman" w:cs="Times New Roman"/>
           <w:sz w:val="28"/>
           <w:szCs w:val="28"/>
-          <w:lang w:val="ru-RU"/>
-        </w:rPr>
-      </w:pPr>
-      <w:r>
-        <w:rPr>
-          <w:rFonts w:ascii="Times New Roman" w:hAnsi="Times New Roman" w:cs="Times New Roman"/>
-          <w:sz w:val="28"/>
-          <w:szCs w:val="28"/>
           <w:lang w:val="en-US"/>
         </w:rPr>
+      </w:pPr>
+      <w:r>
+        <w:rPr>
+          <w:rFonts w:ascii="Times New Roman" w:hAnsi="Times New Roman" w:cs="Times New Roman"/>
+          <w:sz w:val="28"/>
+          <w:szCs w:val="28"/>
+          <w:lang w:val="en-US"/>
+        </w:rPr>
         <w:t>FK__JobCandid__Conta__70099B30</w:t>
       </w:r>
       <w:r>
@@ -5178,7 +5178,7 @@
           <w:rFonts w:ascii="Times New Roman" w:hAnsi="Times New Roman" w:cs="Times New Roman"/>
           <w:sz w:val="28"/>
           <w:szCs w:val="28"/>
-          <w:lang w:val="ru-RU"/>
+          <w:lang w:val="en-US"/>
         </w:rPr>
         <w:tab/>
       </w:r>
@@ -5189,91 +5189,100 @@
           <w:szCs w:val="28"/>
           <w:lang w:val="en-US"/>
         </w:rPr>
-        <w:t>FOREIGN KEY</w:t>
-      </w:r>
-      <w:r>
+        <w:t xml:space="preserve">FOREIGN KEY </w:t>
+      </w:r>
+    </w:p>
+    <w:p>
+      <w:pPr>
+        <w:spacing w:line="360" w:lineRule="auto"/>
+        <w:jc w:val="both"/>
+        <w:rPr>
+          <w:rFonts w:ascii="Times New Roman" w:hAnsi="Times New Roman" w:cs="Times New Roman"/>
+          <w:sz w:val="28"/>
+          <w:szCs w:val="28"/>
+          <w:lang w:val="ru-RU"/>
+        </w:rPr>
+      </w:pPr>
+      <w:r>
+        <w:rPr>
+          <w:rFonts w:ascii="Times New Roman" w:hAnsi="Times New Roman" w:cs="Times New Roman"/>
+          <w:sz w:val="28"/>
+          <w:szCs w:val="28"/>
+          <w:lang w:val="ru-RU"/>
+        </w:rPr>
+        <w:t>(Затронуто строк: 3)</w:t>
+      </w:r>
+    </w:p>
+    <w:p>
+      <w:pPr>
+        <w:spacing w:line="360" w:lineRule="auto"/>
+        <w:jc w:val="both"/>
+        <w:rPr>
+          <w:rFonts w:ascii="Times New Roman" w:hAnsi="Times New Roman" w:cs="Times New Roman"/>
+          <w:sz w:val="28"/>
+          <w:szCs w:val="28"/>
+          <w:lang w:val="ru-RU"/>
+        </w:rPr>
+      </w:pPr>
+      <w:r>
+        <w:rPr>
+          <w:rFonts w:ascii="Times New Roman" w:hAnsi="Times New Roman" w:cs="Times New Roman"/>
+          <w:sz w:val="28"/>
+          <w:szCs w:val="28"/>
+          <w:lang w:val="ru-RU"/>
+        </w:rPr>
+        <w:t>Время выполнения: 2025-10-09T11:19:34.7138640+03:00</w:t>
+      </w:r>
+    </w:p>
+    <w:p>
+      <w:pPr>
+        <w:spacing w:line="360" w:lineRule="auto"/>
+        <w:jc w:val="both"/>
+        <w:rPr>
+          <w:rFonts w:ascii="Times New Roman" w:hAnsi="Times New Roman" w:cs="Times New Roman"/>
+          <w:sz w:val="28"/>
+          <w:szCs w:val="28"/>
+          <w:lang w:val="ru-RU"/>
+        </w:rPr>
+      </w:pPr>
+    </w:p>
+    <w:p>
+      <w:pPr>
+        <w:spacing w:line="360" w:lineRule="auto"/>
+        <w:jc w:val="both"/>
         <w:rPr>
           <w:rFonts w:ascii="Times New Roman" w:hAnsi="Times New Roman" w:cs="Times New Roman"/>
           <w:sz w:val="28"/>
           <w:szCs w:val="28"/>
           <w:lang w:val="en-US"/>
         </w:rPr>
+      </w:pPr>
+      <w:r>
+        <w:rPr>
+          <w:rFonts w:ascii="Times New Roman" w:hAnsi="Times New Roman" w:cs="Times New Roman"/>
+          <w:sz w:val="28"/>
+          <w:szCs w:val="28"/>
+          <w:lang w:val="ru-RU"/>
+        </w:rPr>
+        <w:t>Отключим</w:t>
+      </w:r>
+      <w:r>
+        <w:rPr>
+          <w:rFonts w:ascii="Times New Roman" w:hAnsi="Times New Roman" w:cs="Times New Roman"/>
+          <w:sz w:val="28"/>
+          <w:szCs w:val="28"/>
+          <w:lang w:val="en-US"/>
+        </w:rPr>
         <w:t xml:space="preserve"> </w:t>
       </w:r>
-    </w:p>
-    <w:p>
-      <w:pPr>
-        <w:spacing w:line="360" w:lineRule="auto"/>
-        <w:jc w:val="both"/>
-        <w:rPr>
-          <w:rFonts w:ascii="Times New Roman" w:hAnsi="Times New Roman" w:cs="Times New Roman"/>
-          <w:sz w:val="28"/>
-          <w:szCs w:val="28"/>
-          <w:lang w:val="ru-RU"/>
-        </w:rPr>
-      </w:pPr>
-      <w:r>
-        <w:rPr>
-          <w:rFonts w:ascii="Times New Roman" w:hAnsi="Times New Roman" w:cs="Times New Roman"/>
-          <w:sz w:val="28"/>
-          <w:szCs w:val="28"/>
-          <w:lang w:val="ru-RU"/>
-        </w:rPr>
-        <w:t>(Затронуто строк: 3)</w:t>
-      </w:r>
-    </w:p>
-    <w:p>
-      <w:pPr>
-        <w:spacing w:line="360" w:lineRule="auto"/>
-        <w:jc w:val="both"/>
-        <w:rPr>
-          <w:rFonts w:ascii="Times New Roman" w:hAnsi="Times New Roman" w:cs="Times New Roman"/>
-          <w:sz w:val="28"/>
-          <w:szCs w:val="28"/>
-          <w:lang w:val="ru-RU"/>
-        </w:rPr>
-      </w:pPr>
-      <w:r>
-        <w:rPr>
-          <w:rFonts w:ascii="Times New Roman" w:hAnsi="Times New Roman" w:cs="Times New Roman"/>
-          <w:sz w:val="28"/>
-          <w:szCs w:val="28"/>
-          <w:lang w:val="ru-RU"/>
-        </w:rPr>
-        <w:t>Время выполнения: 2025-10-09T11:19:34.7138640+03:00</w:t>
-      </w:r>
-    </w:p>
-    <w:p>
-      <w:pPr>
-        <w:spacing w:line="360" w:lineRule="auto"/>
-        <w:jc w:val="both"/>
-        <w:rPr>
-          <w:rFonts w:ascii="Times New Roman" w:hAnsi="Times New Roman" w:cs="Times New Roman"/>
-          <w:sz w:val="28"/>
-          <w:szCs w:val="28"/>
-          <w:lang w:val="ru-RU"/>
-        </w:rPr>
-      </w:pPr>
-    </w:p>
-    <w:p>
-      <w:pPr>
-        <w:spacing w:line="360" w:lineRule="auto"/>
-        <w:jc w:val="both"/>
-        <w:rPr>
-          <w:rFonts w:ascii="Times New Roman" w:hAnsi="Times New Roman" w:cs="Times New Roman"/>
-          <w:sz w:val="28"/>
-          <w:szCs w:val="28"/>
-          <w:lang w:val="ru-RU"/>
-        </w:rPr>
-      </w:pPr>
-      <w:r>
-        <w:rPr>
-          <w:rFonts w:ascii="Times New Roman" w:hAnsi="Times New Roman" w:cs="Times New Roman"/>
-          <w:sz w:val="28"/>
-          <w:szCs w:val="28"/>
-          <w:lang w:val="ru-RU"/>
-        </w:rPr>
-        <w:t>Отключим ограничения</w:t>
+      <w:r>
+        <w:rPr>
+          <w:rFonts w:ascii="Times New Roman" w:hAnsi="Times New Roman" w:cs="Times New Roman"/>
+          <w:sz w:val="28"/>
+          <w:szCs w:val="28"/>
+          <w:lang w:val="ru-RU"/>
+        </w:rPr>
+        <w:t>ограничения</w:t>
       </w:r>
     </w:p>
     <w:p>
@@ -5286,7 +5295,7 @@
           <w:iCs/>
           <w:sz w:val="28"/>
           <w:szCs w:val="28"/>
-          <w:lang w:val="ru-RU"/>
+          <w:lang w:val="en-US"/>
         </w:rPr>
       </w:pPr>
       <w:r>
@@ -5554,7 +5563,7 @@
           <w:rFonts w:ascii="Times New Roman" w:hAnsi="Times New Roman" w:cs="Times New Roman"/>
           <w:sz w:val="28"/>
           <w:szCs w:val="28"/>
-          <w:lang w:val="en-US"/>
+          <w:lang w:val="ru-RU"/>
         </w:rPr>
       </w:pPr>
       <w:r>
@@ -5575,7 +5584,7 @@
           <w:rFonts w:ascii="Times New Roman" w:hAnsi="Times New Roman" w:cs="Times New Roman"/>
           <w:sz w:val="28"/>
           <w:szCs w:val="28"/>
-          <w:lang w:val="en-US"/>
+          <w:lang w:val="ru-RU"/>
         </w:rPr>
       </w:pPr>
       <w:r>
@@ -5596,19 +5605,19 @@
           <w:rFonts w:ascii="Times New Roman" w:hAnsi="Times New Roman" w:cs="Times New Roman"/>
           <w:sz w:val="28"/>
           <w:szCs w:val="28"/>
-          <w:lang w:val="en-US"/>
-        </w:rPr>
-      </w:pPr>
-    </w:p>
-    <w:p>
-      <w:pPr>
-        <w:spacing w:line="360" w:lineRule="auto"/>
-        <w:jc w:val="both"/>
-        <w:rPr>
-          <w:rFonts w:ascii="Times New Roman" w:hAnsi="Times New Roman" w:cs="Times New Roman"/>
-          <w:sz w:val="28"/>
-          <w:szCs w:val="28"/>
-          <w:lang w:val="en-US"/>
+          <w:lang w:val="ru-RU"/>
+        </w:rPr>
+      </w:pPr>
+    </w:p>
+    <w:p>
+      <w:pPr>
+        <w:spacing w:line="360" w:lineRule="auto"/>
+        <w:jc w:val="both"/>
+        <w:rPr>
+          <w:rFonts w:ascii="Times New Roman" w:hAnsi="Times New Roman" w:cs="Times New Roman"/>
+          <w:sz w:val="28"/>
+          <w:szCs w:val="28"/>
+          <w:lang w:val="ru-RU"/>
         </w:rPr>
       </w:pPr>
       <w:r>
@@ -5662,7 +5671,7 @@
           <w:iCs/>
           <w:sz w:val="28"/>
           <w:szCs w:val="28"/>
-          <w:lang w:val="ru-RU"/>
+          <w:lang w:val="en-US"/>
         </w:rPr>
       </w:pPr>
       <w:r>
@@ -6756,7 +6765,7 @@
           <w:rFonts w:ascii="Times New Roman" w:hAnsi="Times New Roman" w:cs="Times New Roman"/>
           <w:sz w:val="28"/>
           <w:szCs w:val="28"/>
-          <w:lang w:val="ru-RU"/>
+          <w:lang w:val="en-US"/>
         </w:rPr>
       </w:pPr>
       <w:r>
@@ -6766,7 +6775,7 @@
           <w:sz w:val="28"/>
           <w:szCs w:val="28"/>
           <w:highlight w:val="white"/>
-          <w:lang w:val="ru-RU" w:eastAsia="en-US"/>
+          <w:lang w:val="en-US" w:eastAsia="en-US"/>
           <w14:ligatures w14:val="standardContextual"/>
         </w:rPr>
         <w:t>GO</w:t>
@@ -6931,7 +6940,7 @@
           <w:iCs/>
           <w:sz w:val="28"/>
           <w:szCs w:val="28"/>
-          <w:lang w:val="ru-RU"/>
+          <w:lang w:val="en-US"/>
         </w:rPr>
       </w:pPr>
       <w:r>
@@ -7176,7 +7185,7 @@
           <w:iCs/>
           <w:sz w:val="28"/>
           <w:szCs w:val="28"/>
-          <w:lang w:val="en-US"/>
+          <w:lang w:val="ru-RU"/>
         </w:rPr>
       </w:pPr>
       <w:r>
@@ -7199,7 +7208,7 @@
           <w:rFonts w:ascii="Times New Roman" w:hAnsi="Times New Roman" w:cs="Times New Roman"/>
           <w:sz w:val="28"/>
           <w:szCs w:val="28"/>
-          <w:lang w:val="en-US"/>
+          <w:lang w:val="ru-RU"/>
         </w:rPr>
       </w:pPr>
       <w:r>
@@ -7220,7 +7229,7 @@
           <w:rFonts w:ascii="Times New Roman" w:hAnsi="Times New Roman" w:cs="Times New Roman"/>
           <w:sz w:val="28"/>
           <w:szCs w:val="28"/>
-          <w:lang w:val="en-US"/>
+          <w:lang w:val="ru-RU"/>
         </w:rPr>
       </w:pPr>
       <w:r>
@@ -7241,7 +7250,7 @@
           <w:rFonts w:ascii="Times New Roman" w:hAnsi="Times New Roman" w:cs="Times New Roman"/>
           <w:sz w:val="28"/>
           <w:szCs w:val="28"/>
-          <w:lang w:val="en-US"/>
+          <w:lang w:val="ru-RU"/>
         </w:rPr>
       </w:pPr>
     </w:p>
@@ -8370,7 +8379,7 @@
           <w:rFonts w:ascii="Times New Roman" w:hAnsi="Times New Roman" w:cs="Times New Roman"/>
           <w:sz w:val="28"/>
           <w:szCs w:val="28"/>
-          <w:lang w:val="ru-RU"/>
+          <w:lang w:val="en-US"/>
         </w:rPr>
       </w:pPr>
       <w:r>
@@ -8380,7 +8389,7 @@
           <w:sz w:val="28"/>
           <w:szCs w:val="28"/>
           <w:highlight w:val="white"/>
-          <w:lang w:val="ru-RU" w:eastAsia="en-US"/>
+          <w:lang w:val="en-US" w:eastAsia="en-US"/>
           <w14:ligatures w14:val="standardContextual"/>
         </w:rPr>
         <w:t>GO</w:t>
@@ -8562,7 +8571,7 @@
           <w:rFonts w:ascii="Times New Roman" w:hAnsi="Times New Roman" w:cs="Times New Roman"/>
           <w:sz w:val="28"/>
           <w:szCs w:val="28"/>
-          <w:lang w:val="en-US"/>
+          <w:lang w:val="ru-RU"/>
         </w:rPr>
       </w:pPr>
     </w:p>
@@ -8676,43 +8685,7 @@
           <w:szCs w:val="28"/>
           <w:lang w:val="ru-RU"/>
         </w:rPr>
-        <w:t xml:space="preserve">1. Создание таблицы с комплексными ограничениями </w:t>
-      </w:r>
-      <w:r>
-        <w:rPr>
-          <w:rFonts w:ascii="Times New Roman" w:hAnsi="Times New Roman" w:cs="Times New Roman"/>
-          <w:sz w:val="28"/>
-          <w:szCs w:val="28"/>
-          <w:lang w:val="ru-RU"/>
-        </w:rPr>
-        <w:t>–</w:t>
-      </w:r>
-      <w:r>
-        <w:rPr>
-          <w:rFonts w:ascii="Times New Roman" w:hAnsi="Times New Roman" w:cs="Times New Roman"/>
-          <w:sz w:val="28"/>
-          <w:szCs w:val="28"/>
-          <w:lang w:val="ru-RU"/>
-        </w:rPr>
-        <w:t xml:space="preserve"> разработана</w:t>
-      </w:r>
-      <w:r>
-        <w:rPr>
-          <w:rFonts w:ascii="Times New Roman" w:hAnsi="Times New Roman" w:cs="Times New Roman"/>
-          <w:sz w:val="28"/>
-          <w:szCs w:val="28"/>
-          <w:lang w:val="ru-RU"/>
-        </w:rPr>
-        <w:t xml:space="preserve"> </w:t>
-      </w:r>
-      <w:r>
-        <w:rPr>
-          <w:rFonts w:ascii="Times New Roman" w:hAnsi="Times New Roman" w:cs="Times New Roman"/>
-          <w:sz w:val="28"/>
-          <w:szCs w:val="28"/>
-          <w:lang w:val="ru-RU"/>
-        </w:rPr>
-        <w:t xml:space="preserve">таблица </w:t>
+        <w:t xml:space="preserve">1. Создание таблицы с комплексными ограничениями – разработана таблица </w:t>
       </w:r>
       <w:proofErr w:type="spellStart"/>
       <w:r>
@@ -8732,25 +8705,7 @@
           <w:szCs w:val="28"/>
           <w:lang w:val="ru-RU"/>
         </w:rPr>
-        <w:t xml:space="preserve"> с применением</w:t>
-      </w:r>
-      <w:r>
-        <w:rPr>
-          <w:rFonts w:ascii="Times New Roman" w:hAnsi="Times New Roman" w:cs="Times New Roman"/>
-          <w:sz w:val="28"/>
-          <w:szCs w:val="28"/>
-          <w:lang w:val="ru-RU"/>
-        </w:rPr>
-        <w:t xml:space="preserve"> </w:t>
-      </w:r>
-      <w:r>
-        <w:rPr>
-          <w:rFonts w:ascii="Times New Roman" w:hAnsi="Times New Roman" w:cs="Times New Roman"/>
-          <w:sz w:val="28"/>
-          <w:szCs w:val="28"/>
-          <w:lang w:val="ru-RU"/>
-        </w:rPr>
-        <w:t>различных типов ограничений:</w:t>
+        <w:t xml:space="preserve"> с применением различных типов ограничений:</w:t>
       </w:r>
     </w:p>
     <w:p>
@@ -8902,43 +8857,7 @@
           <w:szCs w:val="28"/>
           <w:lang w:val="ru-RU"/>
         </w:rPr>
-        <w:t>2. Практическое подтверждение работы ограничений -</w:t>
-      </w:r>
-      <w:r>
-        <w:rPr>
-          <w:rFonts w:ascii="Times New Roman" w:hAnsi="Times New Roman" w:cs="Times New Roman"/>
-          <w:sz w:val="28"/>
-          <w:szCs w:val="28"/>
-          <w:lang w:val="ru-RU"/>
-        </w:rPr>
-        <w:t xml:space="preserve"> </w:t>
-      </w:r>
-      <w:r>
-        <w:rPr>
-          <w:rFonts w:ascii="Times New Roman" w:hAnsi="Times New Roman" w:cs="Times New Roman"/>
-          <w:sz w:val="28"/>
-          <w:szCs w:val="28"/>
-          <w:lang w:val="ru-RU"/>
-        </w:rPr>
-        <w:t>продемонстрирована эффективность ограничений через тестовые</w:t>
-      </w:r>
-      <w:r>
-        <w:rPr>
-          <w:rFonts w:ascii="Times New Roman" w:hAnsi="Times New Roman" w:cs="Times New Roman"/>
-          <w:sz w:val="28"/>
-          <w:szCs w:val="28"/>
-          <w:lang w:val="ru-RU"/>
-        </w:rPr>
-        <w:t xml:space="preserve"> </w:t>
-      </w:r>
-      <w:r>
-        <w:rPr>
-          <w:rFonts w:ascii="Times New Roman" w:hAnsi="Times New Roman" w:cs="Times New Roman"/>
-          <w:sz w:val="28"/>
-          <w:szCs w:val="28"/>
-          <w:lang w:val="ru-RU"/>
-        </w:rPr>
-        <w:t>операции INSERT:</w:t>
+        <w:t>2. Практическое подтверждение работы ограничений - продемонстрирована эффективность ограничений через тестовые операции INSERT:</w:t>
       </w:r>
     </w:p>
     <w:p>
@@ -8964,25 +8883,7 @@
           <w:szCs w:val="28"/>
           <w:lang w:val="ru-RU"/>
         </w:rPr>
-        <w:t>Операция с некорректным рейтингом (-1) была отклонена</w:t>
-      </w:r>
-      <w:r>
-        <w:rPr>
-          <w:rFonts w:ascii="Times New Roman" w:hAnsi="Times New Roman" w:cs="Times New Roman"/>
-          <w:sz w:val="28"/>
-          <w:szCs w:val="28"/>
-          <w:lang w:val="ru-RU"/>
-        </w:rPr>
-        <w:t xml:space="preserve"> </w:t>
-      </w:r>
-      <w:r>
-        <w:rPr>
-          <w:rFonts w:ascii="Times New Roman" w:hAnsi="Times New Roman" w:cs="Times New Roman"/>
-          <w:sz w:val="28"/>
-          <w:szCs w:val="28"/>
-          <w:lang w:val="ru-RU"/>
-        </w:rPr>
-        <w:t>системой</w:t>
+        <w:t>Операция с некорректным рейтингом (-1) была отклонена системой</w:t>
       </w:r>
     </w:p>
     <w:p>
@@ -9029,61 +8930,7 @@
           <w:szCs w:val="28"/>
           <w:lang w:val="ru-RU"/>
         </w:rPr>
-        <w:t xml:space="preserve">3. Освоение механизма управления ограничениями </w:t>
-      </w:r>
-      <w:r>
-        <w:rPr>
-          <w:rFonts w:ascii="Times New Roman" w:hAnsi="Times New Roman" w:cs="Times New Roman"/>
-          <w:sz w:val="28"/>
-          <w:szCs w:val="28"/>
-          <w:lang w:val="ru-RU"/>
-        </w:rPr>
-        <w:t>–</w:t>
-      </w:r>
-      <w:r>
-        <w:rPr>
-          <w:rFonts w:ascii="Times New Roman" w:hAnsi="Times New Roman" w:cs="Times New Roman"/>
-          <w:sz w:val="28"/>
-          <w:szCs w:val="28"/>
-          <w:lang w:val="ru-RU"/>
-        </w:rPr>
-        <w:t xml:space="preserve"> изучены</w:t>
-      </w:r>
-      <w:r>
-        <w:rPr>
-          <w:rFonts w:ascii="Times New Roman" w:hAnsi="Times New Roman" w:cs="Times New Roman"/>
-          <w:sz w:val="28"/>
-          <w:szCs w:val="28"/>
-          <w:lang w:val="ru-RU"/>
-        </w:rPr>
-        <w:t xml:space="preserve"> </w:t>
-      </w:r>
-      <w:r>
-        <w:rPr>
-          <w:rFonts w:ascii="Times New Roman" w:hAnsi="Times New Roman" w:cs="Times New Roman"/>
-          <w:sz w:val="28"/>
-          <w:szCs w:val="28"/>
-          <w:lang w:val="ru-RU"/>
-        </w:rPr>
-        <w:t>операции временного отключения и последующего включения</w:t>
-      </w:r>
-      <w:r>
-        <w:rPr>
-          <w:rFonts w:ascii="Times New Roman" w:hAnsi="Times New Roman" w:cs="Times New Roman"/>
-          <w:sz w:val="28"/>
-          <w:szCs w:val="28"/>
-          <w:lang w:val="ru-RU"/>
-        </w:rPr>
-        <w:t xml:space="preserve"> </w:t>
-      </w:r>
-      <w:r>
-        <w:rPr>
-          <w:rFonts w:ascii="Times New Roman" w:hAnsi="Times New Roman" w:cs="Times New Roman"/>
-          <w:sz w:val="28"/>
-          <w:szCs w:val="28"/>
-          <w:lang w:val="ru-RU"/>
-        </w:rPr>
-        <w:t>ограничений:</w:t>
+        <w:t>3. Освоение механизма управления ограничениями – изучены операции временного отключения и последующего включения ограничений:</w:t>
       </w:r>
     </w:p>
     <w:p>
@@ -9109,25 +8956,7 @@
           <w:szCs w:val="28"/>
           <w:lang w:val="ru-RU"/>
         </w:rPr>
-        <w:t>Отключение CHECK-ограничения позволило вставить</w:t>
-      </w:r>
-      <w:r>
-        <w:rPr>
-          <w:rFonts w:ascii="Times New Roman" w:hAnsi="Times New Roman" w:cs="Times New Roman"/>
-          <w:sz w:val="28"/>
-          <w:szCs w:val="28"/>
-          <w:lang w:val="ru-RU"/>
-        </w:rPr>
-        <w:t xml:space="preserve"> </w:t>
-      </w:r>
-      <w:r>
-        <w:rPr>
-          <w:rFonts w:ascii="Times New Roman" w:hAnsi="Times New Roman" w:cs="Times New Roman"/>
-          <w:sz w:val="28"/>
-          <w:szCs w:val="28"/>
-          <w:lang w:val="ru-RU"/>
-        </w:rPr>
-        <w:t>некорректные данные</w:t>
+        <w:t>Отключение CHECK-ограничения позволило вставить некорректные данные</w:t>
       </w:r>
     </w:p>
     <w:p>
@@ -9153,160 +8982,36 @@
           <w:szCs w:val="28"/>
           <w:lang w:val="ru-RU"/>
         </w:rPr>
-        <w:t>Повторное включение ограничения восстановило контроль</w:t>
-      </w:r>
-      <w:r>
-        <w:rPr>
-          <w:rFonts w:ascii="Times New Roman" w:hAnsi="Times New Roman" w:cs="Times New Roman"/>
-          <w:sz w:val="28"/>
-          <w:szCs w:val="28"/>
-          <w:lang w:val="ru-RU"/>
-        </w:rPr>
-        <w:t xml:space="preserve"> </w:t>
-      </w:r>
-      <w:r>
-        <w:rPr>
-          <w:rFonts w:ascii="Times New Roman" w:hAnsi="Times New Roman" w:cs="Times New Roman"/>
-          <w:sz w:val="28"/>
-          <w:szCs w:val="28"/>
-          <w:lang w:val="ru-RU"/>
-        </w:rPr>
-        <w:t>целостности</w:t>
-      </w:r>
-    </w:p>
-    <w:p>
-      <w:pPr>
-        <w:spacing w:line="360" w:lineRule="auto"/>
-        <w:jc w:val="both"/>
-        <w:rPr>
-          <w:rFonts w:ascii="Times New Roman" w:hAnsi="Times New Roman" w:cs="Times New Roman"/>
-          <w:sz w:val="28"/>
-          <w:szCs w:val="28"/>
-          <w:lang w:val="ru-RU"/>
-        </w:rPr>
-      </w:pPr>
-      <w:r>
-        <w:rPr>
-          <w:rFonts w:ascii="Times New Roman" w:hAnsi="Times New Roman" w:cs="Times New Roman"/>
-          <w:sz w:val="28"/>
-          <w:szCs w:val="28"/>
-          <w:lang w:val="ru-RU"/>
-        </w:rPr>
-        <w:t>4. Диагностика структуры таблицы - применены информационные</w:t>
-      </w:r>
-      <w:r>
-        <w:rPr>
-          <w:rFonts w:ascii="Times New Roman" w:hAnsi="Times New Roman" w:cs="Times New Roman"/>
-          <w:sz w:val="28"/>
-          <w:szCs w:val="28"/>
-          <w:lang w:val="ru-RU"/>
-        </w:rPr>
-        <w:t xml:space="preserve"> </w:t>
-      </w:r>
-      <w:r>
-        <w:rPr>
-          <w:rFonts w:ascii="Times New Roman" w:hAnsi="Times New Roman" w:cs="Times New Roman"/>
-          <w:sz w:val="28"/>
-          <w:szCs w:val="28"/>
-          <w:lang w:val="ru-RU"/>
-        </w:rPr>
-        <w:t>схемы для анализа существующих ограничений таблицы.</w:t>
-      </w:r>
-      <w:r>
-        <w:rPr>
-          <w:rFonts w:ascii="Times New Roman" w:hAnsi="Times New Roman" w:cs="Times New Roman"/>
-          <w:sz w:val="28"/>
-          <w:szCs w:val="28"/>
-          <w:lang w:val="ru-RU"/>
-        </w:rPr>
-        <w:t xml:space="preserve"> </w:t>
-      </w:r>
-      <w:r>
-        <w:rPr>
-          <w:rFonts w:ascii="Times New Roman" w:hAnsi="Times New Roman" w:cs="Times New Roman"/>
-          <w:sz w:val="28"/>
-          <w:szCs w:val="28"/>
-          <w:lang w:val="ru-RU"/>
-        </w:rPr>
-        <w:t>Полученные навыки позволяют эффективно проектировать базы данных</w:t>
-      </w:r>
-      <w:r>
-        <w:rPr>
-          <w:rFonts w:ascii="Times New Roman" w:hAnsi="Times New Roman" w:cs="Times New Roman"/>
-          <w:sz w:val="28"/>
-          <w:szCs w:val="28"/>
-          <w:lang w:val="ru-RU"/>
-        </w:rPr>
-        <w:t xml:space="preserve"> </w:t>
-      </w:r>
-      <w:r>
-        <w:rPr>
-          <w:rFonts w:ascii="Times New Roman" w:hAnsi="Times New Roman" w:cs="Times New Roman"/>
-          <w:sz w:val="28"/>
-          <w:szCs w:val="28"/>
-          <w:lang w:val="ru-RU"/>
-        </w:rPr>
-        <w:t>с гарантированной целостностью информации, а также гибко управлять</w:t>
-      </w:r>
-      <w:r>
-        <w:rPr>
-          <w:rFonts w:ascii="Times New Roman" w:hAnsi="Times New Roman" w:cs="Times New Roman"/>
-          <w:sz w:val="28"/>
-          <w:szCs w:val="28"/>
-          <w:lang w:val="ru-RU"/>
-        </w:rPr>
-        <w:t xml:space="preserve"> </w:t>
-      </w:r>
-      <w:r>
-        <w:rPr>
-          <w:rFonts w:ascii="Times New Roman" w:hAnsi="Times New Roman" w:cs="Times New Roman"/>
-          <w:sz w:val="28"/>
-          <w:szCs w:val="28"/>
-          <w:lang w:val="ru-RU"/>
-        </w:rPr>
-        <w:t>ограничениями в процессе эксплуатации системы, что является критически</w:t>
-      </w:r>
-      <w:r>
-        <w:rPr>
-          <w:rFonts w:ascii="Times New Roman" w:hAnsi="Times New Roman" w:cs="Times New Roman"/>
-          <w:sz w:val="28"/>
-          <w:szCs w:val="28"/>
-          <w:lang w:val="ru-RU"/>
-        </w:rPr>
-        <w:t xml:space="preserve"> </w:t>
-      </w:r>
-      <w:r>
-        <w:rPr>
-          <w:rFonts w:ascii="Times New Roman" w:hAnsi="Times New Roman" w:cs="Times New Roman"/>
-          <w:sz w:val="28"/>
-          <w:szCs w:val="28"/>
-          <w:lang w:val="ru-RU"/>
-        </w:rPr>
-        <w:t>важным для создания надежных и поддерживаемых баз данных в реальных</w:t>
-      </w:r>
-      <w:r>
-        <w:rPr>
-          <w:rFonts w:ascii="Times New Roman" w:hAnsi="Times New Roman" w:cs="Times New Roman"/>
-          <w:sz w:val="28"/>
-          <w:szCs w:val="28"/>
-          <w:lang w:val="ru-RU"/>
-        </w:rPr>
-        <w:t xml:space="preserve"> </w:t>
-      </w:r>
-      <w:r>
-        <w:rPr>
-          <w:rFonts w:ascii="Times New Roman" w:hAnsi="Times New Roman" w:cs="Times New Roman"/>
-          <w:sz w:val="28"/>
-          <w:szCs w:val="28"/>
-          <w:lang w:val="ru-RU"/>
-        </w:rPr>
-        <w:t>проектах.</w:t>
+        <w:t>Повторное включение ограничения восстановило контроль целостности</w:t>
+      </w:r>
+    </w:p>
+    <w:p>
+      <w:pPr>
+        <w:spacing w:line="360" w:lineRule="auto"/>
+        <w:jc w:val="both"/>
+        <w:rPr>
+          <w:rFonts w:ascii="Times New Roman" w:hAnsi="Times New Roman" w:cs="Times New Roman"/>
+          <w:sz w:val="28"/>
+          <w:szCs w:val="28"/>
+          <w:lang w:val="ru-RU"/>
+        </w:rPr>
+      </w:pPr>
+      <w:r>
+        <w:rPr>
+          <w:rFonts w:ascii="Times New Roman" w:hAnsi="Times New Roman" w:cs="Times New Roman"/>
+          <w:sz w:val="28"/>
+          <w:szCs w:val="28"/>
+          <w:lang w:val="ru-RU"/>
+        </w:rPr>
+        <w:t>4. Диагностика структуры таблицы - применены информационные схемы для анализа существующих ограничений таблицы. Полученные навыки позволяют эффективно проектировать базы данных с гарантированной целостностью информации, а также гибко управлять ограничениями в процессе эксплуатации системы, что является критически важным для создания надежных и поддерживаемых баз данных в реальных проектах.</w:t>
       </w:r>
     </w:p>
     <w:sectPr>
+      <w:footerReference w:type="default" r:id="rId9"/>
       <w:pgSz w:w="11906" w:h="16838"/>
       <w:pgMar w:top="1134" w:right="850" w:bottom="1134" w:left="1701" w:header="708" w:footer="708" w:gutter="0"/>
       <w:cols w:space="708"/>
+      <w:titlePg/>
       <w:docGrid w:linePitch="360"/>
     </w:sectPr>
   </w:body>
@@ -9336,6 +9041,51 @@
     </w:p>
   </w:endnote>
 </w:endnotes>
+</file>
+
+<file path=word/footer1.xml><?xml version="1.0" encoding="utf-8"?>
+<w:ftr xmlns:wpc="http://schemas.microsoft.com/office/word/2010/wordprocessingCanvas" xmlns:cx="http://schemas.microsoft.com/office/drawing/2014/chartex" xmlns:cx1="http://schemas.microsoft.com/office/drawing/2015/9/8/chartex" xmlns:cx2="http://schemas.microsoft.com/office/drawing/2015/10/21/chartex" xmlns:cx3="http://schemas.microsoft.com/office/drawing/2016/5/9/chartex" xmlns:cx4="http://schemas.microsoft.com/office/drawing/2016/5/10/chartex" xmlns:cx5="http://schemas.microsoft.com/office/drawing/2016/5/11/chartex" xmlns:cx6="http://schemas.microsoft.com/office/drawing/2016/5/12/chartex" xmlns:cx7="http://schemas.microsoft.com/office/drawing/2016/5/13/chartex" xmlns:cx8="http://schemas.microsoft.com/office/drawing/2016/5/14/chartex" xmlns:mc="http://schemas.openxmlformats.org/markup-compatibility/2006" xmlns:aink="http://schemas.microsoft.com/office/drawing/2016/ink" xmlns:am3d="http://schemas.microsoft.com/office/drawing/2017/model3d" xmlns:o="urn:schemas-microsoft-com:office:office" xmlns:oel="http://schemas.microsoft.com/office/2019/extlst" xmlns:r="http://schemas.openxmlformats.org/officeDocument/2006/relationships" xmlns:m="http://schemas.openxmlformats.org/officeDocument/2006/math" xmlns:v="urn:schemas-microsoft-com:vml" xmlns:wp14="http://schemas.microsoft.com/office/word/2010/wordprocessingDrawing" xmlns:wp="http://schemas.openxmlformats.org/drawingml/2006/wordprocessingDrawing" xmlns:w10="urn:schemas-microsoft-com:office:word" xmlns:w="http://schemas.openxmlformats.org/wordprocessingml/2006/main" xmlns:w14="http://schemas.microsoft.com/office/word/2010/wordml" xmlns:w15="http://schemas.microsoft.com/office/word/2012/wordml" xmlns:w16cex="http://schemas.microsoft.com/office/word/2018/wordml/cex" xmlns:w16cid="http://schemas.microsoft.com/office/word/2016/wordml/cid" xmlns:w16="http://schemas.microsoft.com/office/word/2018/wordml" xmlns:w16du="http://schemas.microsoft.com/office/word/2023/wordml/word16du" xmlns:w16sdtdh="http://schemas.microsoft.com/office/word/2020/wordml/sdtdatahash" xmlns:w16sdtfl="http://schemas.microsoft.com/office/word/2024/wordml/sdtformatlock" xmlns:w16se="http://schemas.microsoft.com/office/word/2015/wordml/symex" xmlns:wpg="http://schemas.microsoft.com/office/word/2010/wordprocessingGroup" xmlns:wpi="http://schemas.microsoft.com/office/word/2010/wordprocessingInk" xmlns:wne="http://schemas.microsoft.com/office/word/2006/wordml" xmlns:wps="http://schemas.microsoft.com/office/word/2010/wordprocessingShape" mc:Ignorable="w14 w15 w16se w16cid w16 w16cex w16sdtdh w16sdtfl w16du wp14">
+  <w:sdt>
+    <w:sdtPr>
+      <w:id w:val="1855379081"/>
+      <w:docPartObj>
+        <w:docPartGallery w:val="Page Numbers (Bottom of Page)"/>
+        <w:docPartUnique/>
+      </w:docPartObj>
+    </w:sdtPr>
+    <w:sdtContent>
+      <w:p>
+        <w:pPr>
+          <w:pStyle w:val="af0"/>
+          <w:jc w:val="center"/>
+        </w:pPr>
+        <w:r>
+          <w:fldChar w:fldCharType="begin"/>
+        </w:r>
+        <w:r>
+          <w:instrText>PAGE   \* MERGEFORMAT</w:instrText>
+        </w:r>
+        <w:r>
+          <w:fldChar w:fldCharType="separate"/>
+        </w:r>
+        <w:r>
+          <w:rPr>
+            <w:lang w:val="ru-RU"/>
+          </w:rPr>
+          <w:t>2</w:t>
+        </w:r>
+        <w:r>
+          <w:fldChar w:fldCharType="end"/>
+        </w:r>
+      </w:p>
+    </w:sdtContent>
+  </w:sdt>
+  <w:p>
+    <w:pPr>
+      <w:pStyle w:val="af0"/>
+    </w:pPr>
+  </w:p>
+</w:ftr>
 </file>
 
 <file path=word/footnotes.xml><?xml version="1.0" encoding="utf-8"?>
